--- a/outputs/research/manuscript/docx/中文投稿说明.docx
+++ b/outputs/research/manuscript/docx/中文投稿说明.docx
@@ -33,25 +33,16 @@
         <w:rPr>
           <w:rFonts w:hint="eastAsia"/>
         </w:rPr>
-        <w:t xml:space="preserve">我们谨向《中国电机工程学报》投递论文《分时电价形状与算力负荷时间转移价值：面向中国省级电力系统的情景分析》，作者</w:t>
-      </w:r>
-      <w:r>
-        <w:t xml:space="preserve"> William </w:t>
-      </w:r>
-      <w:r>
-        <w:rPr>
-          <w:rFonts w:hint="eastAsia"/>
-        </w:rPr>
-        <w:t xml:space="preserve">Wei（英国利兹大学计算学院，人工智能专业硕士研究生；空间计算（福建）科技有限公司）、刘岚岚（福建师范大学公共管理学院，硕士研究生；空间计算（福建）科技有限公司）。通信作者</w:t>
-      </w:r>
-      <w:r>
-        <w:t xml:space="preserve"> William </w:t>
-      </w:r>
-      <w:r>
-        <w:rPr>
-          <w:rFonts w:hint="eastAsia"/>
-        </w:rPr>
-        <w:t xml:space="preserve">Wei，邮箱</w:t>
+        <w:t xml:space="preserve">我们谨向《中国电机工程学报》投递论文《分时电价形状与算力负荷时间转移价值：面向中国省级电力系统的情景分析》，作者威宏（William</w:t>
+      </w:r>
+      <w:r>
+        <w:t xml:space="preserve"> </w:t>
+      </w:r>
+      <w:r>
+        <w:rPr>
+          <w:rFonts w:hint="eastAsia"/>
+        </w:rPr>
+        <w:t xml:space="preserve">Wei，英国利兹大学工程与物理科学学部计算机科学学院人工智能专业硕士研究生；空间计算（福建）科技有限公司）、刘岚岚（福建师范大学公共管理学院硕士研究生）。通信作者威宏，邮箱</w:t>
       </w:r>
       <w:r>
         <w:t xml:space="preserve"> qkfp0742@leeds.ac.uk。</w:t>
@@ -92,7 +83,7 @@
         <w:rPr>
           <w:rFonts w:hint="eastAsia"/>
         </w:rPr>
-        <w:t xml:space="preserve">，已投</w:t>
+        <w:t xml:space="preserve">，已定稿并同期投递</w:t>
       </w:r>
       <w:r>
         <w:t xml:space="preserve"> </w:t>
@@ -108,7 +99,7 @@
         <w:rPr>
           <w:rFonts w:hint="eastAsia"/>
         </w:rPr>
-        <w:t xml:space="preserve">（目前处于[待审/审稿中]状态）。两稿共享同一套模型、公开数据与三省</w:t>
+        <w:t xml:space="preserve">（投稿后我们将向编辑部通报其稿件编号与审稿状态）。两稿共享同一套模型、公开数据与三省</w:t>
       </w:r>
       <w:r>
         <w:t xml:space="preserve"> 2030 </w:t>
@@ -205,18 +196,24 @@
         <w:pStyle w:val="BodyText"/>
       </w:pPr>
       <w:r>
-        <w:t xml:space="preserve">William </w:t>
-      </w:r>
-      <w:r>
-        <w:rPr>
-          <w:rFonts w:hint="eastAsia"/>
-        </w:rPr>
-        <w:t xml:space="preserve">Wei、刘岚岚</w:t>
+        <w:rPr>
+          <w:rFonts w:hint="eastAsia"/>
+        </w:rPr>
+        <w:t xml:space="preserve">威宏（William</w:t>
       </w:r>
       <w:r>
         <w:t xml:space="preserve"> </w:t>
       </w:r>
       <w:r>
+        <w:rPr>
+          <w:rFonts w:hint="eastAsia"/>
+        </w:rPr>
+        <w:t xml:space="preserve">Wei）、刘岚岚</w:t>
+      </w:r>
+      <w:r>
+        <w:t xml:space="preserve"> </w:t>
+      </w:r>
+      <w:r>
         <w:t xml:space="preserve">2026 </w:t>
       </w:r>
       <w:r>
@@ -235,13 +232,13 @@
         <w:t xml:space="preserve">月</w:t>
       </w:r>
       <w:r>
-        <w:t xml:space="preserve"> </w:t>
-      </w:r>
-      <w:r>
-        <w:rPr>
-          <w:rFonts w:hint="eastAsia"/>
-        </w:rPr>
-        <w:t xml:space="preserve">[日]</w:t>
+        <w:t xml:space="preserve"> 17 </w:t>
+      </w:r>
+      <w:r>
+        <w:rPr>
+          <w:rFonts w:hint="eastAsia"/>
+        </w:rPr>
+        <w:t xml:space="preserve">日</w:t>
       </w:r>
     </w:p>
     <w:bookmarkEnd w:id="9"/>

--- a/outputs/research/manuscript/docx/中文投稿说明.docx
+++ b/outputs/research/manuscript/docx/中文投稿说明.docx
@@ -166,7 +166,7 @@
         <w:rPr>
           <w:rFonts w:hint="eastAsia"/>
         </w:rPr>
-        <w:t xml:space="preserve">10.5281/zenodo.22803801）。本文未在其他中文期刊投稿，作者声明无利益冲突。</w:t>
+        <w:t xml:space="preserve">10.5281/zenodo.22804057）。本文未在其他中文期刊投稿，作者声明无利益冲突。</w:t>
       </w:r>
     </w:p>
     <w:p>

--- a/outputs/research/manuscript/docx/中文投稿说明.docx
+++ b/outputs/research/manuscript/docx/中文投稿说明.docx
@@ -166,7 +166,16 @@
         <w:rPr>
           <w:rFonts w:hint="eastAsia"/>
         </w:rPr>
-        <w:t xml:space="preserve">10.5281/zenodo.22804057）。本文未在其他中文期刊投稿，作者声明无利益冲突。</w:t>
+        <w:t xml:space="preserve">10.5281/zenodo.22803800，版本</w:t>
+      </w:r>
+      <w:r>
+        <w:t xml:space="preserve"> </w:t>
+      </w:r>
+      <w:r>
+        <w:rPr>
+          <w:rFonts w:hint="eastAsia"/>
+        </w:rPr>
+        <w:t xml:space="preserve">v1.0.3）。本文未在其他中文期刊投稿，作者声明无利益冲突。</w:t>
       </w:r>
     </w:p>
     <w:p>

--- a/outputs/research/manuscript/docx/中文投稿说明.docx
+++ b/outputs/research/manuscript/docx/中文投稿说明.docx
@@ -83,7 +83,34 @@
         <w:rPr>
           <w:rFonts w:hint="eastAsia"/>
         </w:rPr>
-        <w:t xml:space="preserve">，已定稿并同期投递</w:t>
+        <w:t xml:space="preserve">，已于</w:t>
+      </w:r>
+      <w:r>
+        <w:t xml:space="preserve"> 2026 </w:t>
+      </w:r>
+      <w:r>
+        <w:rPr>
+          <w:rFonts w:hint="eastAsia"/>
+        </w:rPr>
+        <w:t xml:space="preserve">年</w:t>
+      </w:r>
+      <w:r>
+        <w:t xml:space="preserve"> 9 </w:t>
+      </w:r>
+      <w:r>
+        <w:rPr>
+          <w:rFonts w:hint="eastAsia"/>
+        </w:rPr>
+        <w:t xml:space="preserve">月</w:t>
+      </w:r>
+      <w:r>
+        <w:t xml:space="preserve"> 17 </w:t>
+      </w:r>
+      <w:r>
+        <w:rPr>
+          <w:rFonts w:hint="eastAsia"/>
+        </w:rPr>
+        <w:t xml:space="preserve">日投递</w:t>
       </w:r>
       <w:r>
         <w:t xml:space="preserve"> </w:t>
@@ -99,7 +126,16 @@
         <w:rPr>
           <w:rFonts w:hint="eastAsia"/>
         </w:rPr>
-        <w:t xml:space="preserve">（投稿后我们将向编辑部通报其稿件编号与审稿状态）。两稿共享同一套模型、公开数据与三省</w:t>
+        <w:t xml:space="preserve">（稿件编号</w:t>
+      </w:r>
+      <w:r>
+        <w:t xml:space="preserve"> </w:t>
+      </w:r>
+      <w:r>
+        <w:rPr>
+          <w:rFonts w:hint="eastAsia"/>
+        </w:rPr>
+        <w:t xml:space="preserve">NENERGY-26093649，目前处于编辑初审阶段；审稿状态如有变化，我们将及时通报编辑部）。两稿共享同一套模型、公开数据与三省</w:t>
       </w:r>
       <w:r>
         <w:t xml:space="preserve"> 2030 </w:t>

--- a/outputs/research/manuscript/docx/中文投稿说明.docx
+++ b/outputs/research/manuscript/docx/中文投稿说明.docx
@@ -211,7 +211,16 @@
         <w:rPr>
           <w:rFonts w:hint="eastAsia"/>
         </w:rPr>
-        <w:t xml:space="preserve">v1.0.3）。本文未在其他中文期刊投稿，作者声明无利益冲突。</w:t>
+        <w:t xml:space="preserve">v1.0.3）。为保证可复现，本文的生成脚本与文本随该研究仓库一并公开在</w:t>
+      </w:r>
+      <w:r>
+        <w:t xml:space="preserve"> </w:t>
+      </w:r>
+      <w:r>
+        <w:rPr>
+          <w:rFonts w:hint="eastAsia"/>
+        </w:rPr>
+        <w:t xml:space="preserve">GitHub（仅为工作稿存档，未在任何期刊或预印本平台发表），特此说明。本文未在其他期刊投稿，作者声明无利益冲突。按贵刊“每位作者只署一个单位”的要求，署名单位为利兹大学与福建师范大学，威宏的另一单位空间计算（福建）科技有限公司列于作者简介。</w:t>
       </w:r>
     </w:p>
     <w:p>
